--- a/Form_NGST.docx
+++ b/Form_NGST.docx
@@ -243,7 +243,7 @@
           <w:sz w:val="22"/>
           <w:szCs w:val="22"/>
         </w:rPr>
-        <w:t>PAN_ADDRESS</w:t>
+        <w:t>HOTEL_ADDRESS</w:t>
       </w:r>
       <w:r>
         <w:rPr>
